--- a/drafts/B_ResumeDraft.docx
+++ b/drafts/B_ResumeDraft.docx
@@ -68,16 +68,25 @@
       </w:r>
     </w:p>
     <w:p>
+      <w:pPr>
+        <w:spacing w:after="240"/>
+      </w:pPr>
       <w:r>
         <w:t>AVA ASCHETTINO - TAILORED DRAFT</w:t>
       </w:r>
     </w:p>
     <w:p>
+      <w:pPr>
+        <w:spacing w:after="240"/>
+      </w:pPr>
       <w:r>
         <w:t>Job: Eng at B</w:t>
       </w:r>
     </w:p>
     <w:p>
+      <w:pPr>
+        <w:spacing w:after="240"/>
+      </w:pPr>
       <w:r>
         <w:t>========================================</w:t>
       </w:r>
